--- a/examples/projects/dr_timbo/reports/Dr_Timbo_Water_Quality_Report.docx
+++ b/examples/projects/dr_timbo/reports/Dr_Timbo_Water_Quality_Report.docx
@@ -101,6 +101,44 @@
       </w:r>
       <w:r>
         <w:t>Example Laboratory, Freetown</w:t>
+      </w:r>
+    </w:p>
+    <w:p>
+      <w:r>
+        <w:br w:type="page"/>
+      </w:r>
+    </w:p>
+    <w:p>
+      <w:pPr>
+        <w:jc w:val="center"/>
+      </w:pPr>
+      <w:r>
+        <w:rPr>
+          <w:b/>
+          <w:color w:val="B23A2E"/>
+          <w:sz w:val="26"/>
+        </w:rPr>
+        <w:t>PROVISIONAL - NOT FOR CERTIFICATION</w:t>
+      </w:r>
+    </w:p>
+    <w:p>
+      <w:pPr>
+        <w:jc w:val="both"/>
+      </w:pPr>
+      <w:r>
+        <w:rPr>
+          <w:b w:val="0"/>
+          <w:i/>
+        </w:rPr>
+        <w:t>This report rests on incomplete results. The following requirements for certification are outstanding.</w:t>
+      </w:r>
+    </w:p>
+    <w:p>
+      <w:pPr>
+        <w:pStyle w:val="ListBullet"/>
+      </w:pPr>
+      <w:r>
+        <w:t>Site position: No GPS position is recorded on any sheet in this project. A borehole that cannot be found again on the ground cannot be certified, revisited or maintained.</w:t>
       </w:r>
     </w:p>
     <w:p>

--- a/examples/projects/dr_timbo/reports/Dr_Timbo_Water_Quality_Report.docx
+++ b/examples/projects/dr_timbo/reports/Dr_Timbo_Water_Quality_Report.docx
@@ -131,6 +131,14 @@
           <w:i/>
         </w:rPr>
         <w:t>This report rests on incomplete results. The following requirements for certification are outstanding.</w:t>
+      </w:r>
+    </w:p>
+    <w:p>
+      <w:pPr>
+        <w:pStyle w:val="ListBullet"/>
+      </w:pPr>
+      <w:r>
+        <w:t>Field data: Readings that were never measured are in this project: dr_timbo_water_quality.xlsx. The values in that file were invented to demonstrate the toolkit, so no result derived from them describes anything that was sampled.</w:t>
       </w:r>
     </w:p>
     <w:p>

--- a/examples/projects/dr_timbo/reports/Dr_Timbo_Water_Quality_Report.docx
+++ b/examples/projects/dr_timbo/reports/Dr_Timbo_Water_Quality_Report.docx
@@ -517,8 +517,59 @@
       <w:r>
         <w:drawing>
           <wp:inline xmlns:a="http://schemas.openxmlformats.org/drawingml/2006/main" xmlns:pic="http://schemas.openxmlformats.org/drawingml/2006/picture">
+            <wp:extent cx="5040000" cy="4712835"/>
+            <wp:docPr id="1" name="Picture 1"/>
+            <wp:cNvGraphicFramePr>
+              <a:graphicFrameLocks noChangeAspect="1"/>
+            </wp:cNvGraphicFramePr>
+            <a:graphic>
+              <a:graphicData uri="http://schemas.openxmlformats.org/drawingml/2006/picture">
+                <pic:pic>
+                  <pic:nvPicPr>
+                    <pic:cNvPr id="0" name="study_area_map_8p3260_13p0991.png"/>
+                    <pic:cNvPicPr/>
+                  </pic:nvPicPr>
+                  <pic:blipFill>
+                    <a:blip r:embed="rId10"/>
+                    <a:stretch>
+                      <a:fillRect/>
+                    </a:stretch>
+                  </pic:blipFill>
+                  <pic:spPr>
+                    <a:xfrm>
+                      <a:off x="0" y="0"/>
+                      <a:ext cx="5040000" cy="4712835"/>
+                    </a:xfrm>
+                    <a:prstGeom prst="rect"/>
+                  </pic:spPr>
+                </pic:pic>
+              </a:graphicData>
+            </a:graphic>
+          </wp:inline>
+        </w:drawing>
+      </w:r>
+    </w:p>
+    <w:p>
+      <w:pPr>
+        <w:jc w:val="center"/>
+      </w:pPr>
+      <w:r>
+        <w:rPr>
+          <w:b/>
+          <w:sz w:val="18"/>
+        </w:rPr>
+        <w:t>Figure 1. Study area at Western Area Rural district, with its location in Sierra Leone inset. Boundaries from geoBoundaries (CC BY 4.0).</w:t>
+      </w:r>
+    </w:p>
+    <w:p>
+      <w:pPr>
+        <w:jc w:val="center"/>
+      </w:pPr>
+      <w:r>
+        <w:drawing>
+          <wp:inline xmlns:a="http://schemas.openxmlformats.org/drawingml/2006/main" xmlns:pic="http://schemas.openxmlformats.org/drawingml/2006/picture">
             <wp:extent cx="5040000" cy="4627023"/>
-            <wp:docPr id="1" name="Picture 1"/>
+            <wp:docPr id="2" name="Picture 2"/>
             <wp:cNvGraphicFramePr>
               <a:graphicFrameLocks noChangeAspect="1"/>
             </wp:cNvGraphicFramePr>
@@ -530,7 +581,7 @@
                     <pic:cNvPicPr/>
                   </pic:nvPicPr>
                   <pic:blipFill>
-                    <a:blip r:embed="rId10"/>
+                    <a:blip r:embed="rId11"/>
                     <a:stretch>
                       <a:fillRect/>
                     </a:stretch>
@@ -558,7 +609,7 @@
           <w:b/>
           <w:sz w:val="18"/>
         </w:rPr>
-        <w:t>Figure 1. Location of Western Area Rural district. Boundaries from geoBoundaries (CC BY 4.0).</w:t>
+        <w:t>Figure 2. Location of Western Area Rural district. Boundaries from geoBoundaries (CC BY 4.0).</w:t>
       </w:r>
     </w:p>
     <w:p>
@@ -3821,7 +3872,7 @@
         <w:drawing>
           <wp:inline xmlns:a="http://schemas.openxmlformats.org/drawingml/2006/main" xmlns:pic="http://schemas.openxmlformats.org/drawingml/2006/picture">
             <wp:extent cx="4680000" cy="4270289"/>
-            <wp:docPr id="2" name="Picture 2"/>
+            <wp:docPr id="3" name="Picture 3"/>
             <wp:cNvGraphicFramePr>
               <a:graphicFrameLocks noChangeAspect="1"/>
             </wp:cNvGraphicFramePr>
@@ -3833,7 +3884,7 @@
                     <pic:cNvPicPr/>
                   </pic:nvPicPr>
                   <pic:blipFill>
-                    <a:blip r:embed="rId11"/>
+                    <a:blip r:embed="rId12"/>
                     <a:stretch>
                       <a:fillRect/>
                     </a:stretch>
@@ -3861,7 +3912,7 @@
           <w:b/>
           <w:sz w:val="18"/>
         </w:rPr>
-        <w:t>Figure 2. Piper diagram.</w:t>
+        <w:t>Figure 3. Piper diagram.</w:t>
       </w:r>
     </w:p>
     <w:p>
@@ -3872,7 +3923,7 @@
         <w:drawing>
           <wp:inline xmlns:a="http://schemas.openxmlformats.org/drawingml/2006/main" xmlns:pic="http://schemas.openxmlformats.org/drawingml/2006/picture">
             <wp:extent cx="3960000" cy="2480743"/>
-            <wp:docPr id="3" name="Picture 3"/>
+            <wp:docPr id="4" name="Picture 4"/>
             <wp:cNvGraphicFramePr>
               <a:graphicFrameLocks noChangeAspect="1"/>
             </wp:cNvGraphicFramePr>
@@ -3884,7 +3935,7 @@
                     <pic:cNvPicPr/>
                   </pic:nvPicPr>
                   <pic:blipFill>
-                    <a:blip r:embed="rId12"/>
+                    <a:blip r:embed="rId13"/>
                     <a:stretch>
                       <a:fillRect/>
                     </a:stretch>
@@ -3912,7 +3963,7 @@
           <w:b/>
           <w:sz w:val="18"/>
         </w:rPr>
-        <w:t>Figure 3. Stiff diagram.</w:t>
+        <w:t>Figure 4. Stiff diagram.</w:t>
       </w:r>
     </w:p>
     <w:p>

--- a/examples/projects/dr_timbo/reports/Dr_Timbo_Water_Quality_Report.docx
+++ b/examples/projects/dr_timbo/reports/Dr_Timbo_Water_Quality_Report.docx
@@ -517,7 +517,7 @@
       <w:r>
         <w:drawing>
           <wp:inline xmlns:a="http://schemas.openxmlformats.org/drawingml/2006/main" xmlns:pic="http://schemas.openxmlformats.org/drawingml/2006/picture">
-            <wp:extent cx="5040000" cy="4712835"/>
+            <wp:extent cx="5040000" cy="4741824"/>
             <wp:docPr id="1" name="Picture 1"/>
             <wp:cNvGraphicFramePr>
               <a:graphicFrameLocks noChangeAspect="1"/>
@@ -526,7 +526,7 @@
               <a:graphicData uri="http://schemas.openxmlformats.org/drawingml/2006/picture">
                 <pic:pic>
                   <pic:nvPicPr>
-                    <pic:cNvPr id="0" name="study_area_map_8p3260_13p0991.png"/>
+                    <pic:cNvPr id="0" name="study_area_map_8p3257_13p0986.png"/>
                     <pic:cNvPicPr/>
                   </pic:nvPicPr>
                   <pic:blipFill>
@@ -538,7 +538,7 @@
                   <pic:spPr>
                     <a:xfrm>
                       <a:off x="0" y="0"/>
-                      <a:ext cx="5040000" cy="4712835"/>
+                      <a:ext cx="5040000" cy="4741824"/>
                     </a:xfrm>
                     <a:prstGeom prst="rect"/>
                   </pic:spPr>
@@ -568,7 +568,7 @@
       <w:r>
         <w:drawing>
           <wp:inline xmlns:a="http://schemas.openxmlformats.org/drawingml/2006/main" xmlns:pic="http://schemas.openxmlformats.org/drawingml/2006/picture">
-            <wp:extent cx="5040000" cy="4627023"/>
+            <wp:extent cx="5040000" cy="4797007"/>
             <wp:docPr id="2" name="Picture 2"/>
             <wp:cNvGraphicFramePr>
               <a:graphicFrameLocks noChangeAspect="1"/>
@@ -577,7 +577,7 @@
               <a:graphicData uri="http://schemas.openxmlformats.org/drawingml/2006/picture">
                 <pic:pic>
                   <pic:nvPicPr>
-                    <pic:cNvPr id="0" name="admin_map_8p3260_13p0991.png"/>
+                    <pic:cNvPr id="0" name="admin_map_8p3257_13p0986.png"/>
                     <pic:cNvPicPr/>
                   </pic:nvPicPr>
                   <pic:blipFill>
@@ -589,7 +589,7 @@
                   <pic:spPr>
                     <a:xfrm>
                       <a:off x="0" y="0"/>
-                      <a:ext cx="5040000" cy="4627023"/>
+                      <a:ext cx="5040000" cy="4797007"/>
                     </a:xfrm>
                     <a:prstGeom prst="rect"/>
                   </pic:spPr>

--- a/examples/projects/dr_timbo/reports/Dr_Timbo_Water_Quality_Report.docx
+++ b/examples/projects/dr_timbo/reports/Dr_Timbo_Water_Quality_Report.docx
@@ -526,7 +526,7 @@
               <a:graphicData uri="http://schemas.openxmlformats.org/drawingml/2006/picture">
                 <pic:pic>
                   <pic:nvPicPr>
-                    <pic:cNvPr id="0" name="study_area_map_8p3257_13p0986.png"/>
+                    <pic:cNvPr id="0" name="study_area_map_western_area_rural_district.png"/>
                     <pic:cNvPicPr/>
                   </pic:nvPicPr>
                   <pic:blipFill>
@@ -577,7 +577,7 @@
               <a:graphicData uri="http://schemas.openxmlformats.org/drawingml/2006/picture">
                 <pic:pic>
                   <pic:nvPicPr>
-                    <pic:cNvPr id="0" name="admin_map_8p3257_13p0986.png"/>
+                    <pic:cNvPr id="0" name="admin_map_western_area_rural_district.png"/>
                     <pic:cNvPicPr/>
                   </pic:nvPicPr>
                   <pic:blipFill>

--- a/examples/projects/dr_timbo/reports/Dr_Timbo_Water_Quality_Report.docx
+++ b/examples/projects/dr_timbo/reports/Dr_Timbo_Water_Quality_Report.docx
@@ -168,10 +168,22 @@
       </w:pPr>
       <w:r>
         <w:rPr>
+          <w:b/>
+          <w:i w:val="0"/>
+        </w:rPr>
+        <w:t>This report is provisional and not a certification (outstanding: Field data, Site position). The findings below are those the supplied records support; the cover says what is missing.</w:t>
+      </w:r>
+    </w:p>
+    <w:p>
+      <w:pPr>
+        <w:jc w:val="both"/>
+      </w:pPr>
+      <w:r>
+        <w:rPr>
           <w:b w:val="0"/>
           <w:i w:val="0"/>
         </w:rPr>
-        <w:t>Laboratory results for the borehole water at Dr. Timbo's Residence were assessed against the WHO Guidelines for Drinking-water Quality and the national/adopted limits. The water does not meet the health based guideline value(s) for Manganese, Total coliforms, so treatment or an alternative source is required before it is used for drinking.</w:t>
+        <w:t>Laboratory results for the borehole water at Dr. Timbo's Residence were assessed against the WHO Guidelines for Drinking-water Quality and the national/adopted limits. The water does not meet the health based guideline value for Manganese, so treatment or an alternative source is required before it is used for drinking. The water also fails the national standard limit for Total coliforms.</w:t>
       </w:r>
     </w:p>
     <w:p>
@@ -188,7 +200,15 @@
         <w:pStyle w:val="ListBullet"/>
       </w:pPr>
       <w:r>
-        <w:t>Health based exceedance(s): Manganese, Total coliforms.</w:t>
+        <w:t>Health based exceedance: Manganese.</w:t>
+      </w:r>
+    </w:p>
+    <w:p>
+      <w:pPr>
+        <w:pStyle w:val="ListBullet"/>
+      </w:pPr>
+      <w:r>
+        <w:t>National standard exceedance: Total coliforms.</w:t>
       </w:r>
     </w:p>
     <w:p>
@@ -551,6 +571,7 @@
     </w:p>
     <w:p>
       <w:pPr>
+        <w:pStyle w:val="Caption"/>
         <w:jc w:val="center"/>
       </w:pPr>
       <w:r>
@@ -568,7 +589,7 @@
       <w:r>
         <w:drawing>
           <wp:inline xmlns:a="http://schemas.openxmlformats.org/drawingml/2006/main" xmlns:pic="http://schemas.openxmlformats.org/drawingml/2006/picture">
-            <wp:extent cx="5040000" cy="4797007"/>
+            <wp:extent cx="5040000" cy="4825084"/>
             <wp:docPr id="2" name="Picture 2"/>
             <wp:cNvGraphicFramePr>
               <a:graphicFrameLocks noChangeAspect="1"/>
@@ -589,7 +610,7 @@
                   <pic:spPr>
                     <a:xfrm>
                       <a:off x="0" y="0"/>
-                      <a:ext cx="5040000" cy="4797007"/>
+                      <a:ext cx="5040000" cy="4825084"/>
                     </a:xfrm>
                     <a:prstGeom prst="rect"/>
                   </pic:spPr>
@@ -602,6 +623,7 @@
     </w:p>
     <w:p>
       <w:pPr>
+        <w:pStyle w:val="Caption"/>
         <w:jc w:val="center"/>
       </w:pPr>
       <w:r>
@@ -630,6 +652,9 @@
       </w:r>
     </w:p>
     <w:p>
+      <w:pPr>
+        <w:pStyle w:val="Caption"/>
+      </w:pPr>
       <w:r>
         <w:rPr>
           <w:b/>
@@ -3559,7 +3584,7 @@
                 <w:color w:val="B00000"/>
                 <w:sz w:val="17"/>
               </w:rPr>
-              <w:t>EXCEEDS HEALTH GUIDELINE</w:t>
+              <w:t>Exceeds national/adopted limit</w:t>
             </w:r>
           </w:p>
         </w:tc>
@@ -3575,7 +3600,7 @@
           <w:b/>
           <w:i w:val="0"/>
         </w:rPr>
-        <w:t>The water does not meet the health based guideline value(s) for: Manganese, Total coliforms. Treatment or an alternative source is required before the water is used for drinking.</w:t>
+        <w:t>The water does not meet the health based guideline value for: Manganese. Treatment or an alternative source is required before the water is used for drinking.</w:t>
       </w:r>
     </w:p>
     <w:p>
@@ -3633,10 +3658,13 @@
           <w:b w:val="0"/>
           <w:i w:val="0"/>
         </w:rPr>
-        <w:t>The water is chemically aggressive (Ryznar index 11.4, Langelier index -2.7). It will corrode metal fittings, and it can be aggressive even though the pH is within the acceptability range, which is typical of soft basement groundwater.</w:t>
+        <w:t>The water is chemically aggressive (Ryznar index 11.4, Langelier index -2.7). It will corrode metal fittings. The pH of 5.9 is below the 6.5 to 8.5 acceptability range, which adds to the attack on metal; soft, low-alkalinity basement groundwater is aggressive even at a pH inside that range.</w:t>
       </w:r>
     </w:p>
     <w:p>
+      <w:pPr>
+        <w:pStyle w:val="Caption"/>
+      </w:pPr>
       <w:r>
         <w:rPr>
           <w:b/>
@@ -3866,12 +3894,24 @@
     </w:p>
     <w:p>
       <w:pPr>
+        <w:jc w:val="both"/>
+      </w:pPr>
+      <w:r>
+        <w:rPr>
+          <w:b w:val="0"/>
+          <w:i w:val="0"/>
+        </w:rPr>
+        <w:t>The water is a mixed-cation-HCO3 type (Ca 40%, Mg 26%, Na+K 34%; HCO3 58%, Cl 33%, SO4 9%, in milliequivalent percent): a bicarbonate water in which sodium and potassium have replaced calcium, which points to longer contact with the rock or to ion exchange in a clayey weathered zone.</w:t>
+      </w:r>
+    </w:p>
+    <w:p>
+      <w:pPr>
         <w:jc w:val="center"/>
       </w:pPr>
       <w:r>
         <w:drawing>
           <wp:inline xmlns:a="http://schemas.openxmlformats.org/drawingml/2006/main" xmlns:pic="http://schemas.openxmlformats.org/drawingml/2006/picture">
-            <wp:extent cx="4680000" cy="4270289"/>
+            <wp:extent cx="4680000" cy="4259892"/>
             <wp:docPr id="3" name="Picture 3"/>
             <wp:cNvGraphicFramePr>
               <a:graphicFrameLocks noChangeAspect="1"/>
@@ -3892,7 +3932,7 @@
                   <pic:spPr>
                     <a:xfrm>
                       <a:off x="0" y="0"/>
-                      <a:ext cx="4680000" cy="4270289"/>
+                      <a:ext cx="4680000" cy="4259892"/>
                     </a:xfrm>
                     <a:prstGeom prst="rect"/>
                   </pic:spPr>
@@ -3905,6 +3945,7 @@
     </w:p>
     <w:p>
       <w:pPr>
+        <w:pStyle w:val="Caption"/>
         <w:jc w:val="center"/>
       </w:pPr>
       <w:r>
@@ -3912,7 +3953,7 @@
           <w:b/>
           <w:sz w:val="18"/>
         </w:rPr>
-        <w:t>Figure 3. Piper diagram.</w:t>
+        <w:t>Figure 3. Piper diagram: the sample's major-ion composition, with the cations on the left triangle, the anions on the right and the combined point in the diamond.</w:t>
       </w:r>
     </w:p>
     <w:p>
@@ -3956,6 +3997,7 @@
     </w:p>
     <w:p>
       <w:pPr>
+        <w:pStyle w:val="Caption"/>
         <w:jc w:val="center"/>
       </w:pPr>
       <w:r>
@@ -3963,7 +4005,7 @@
           <w:b/>
           <w:sz w:val="18"/>
         </w:rPr>
-        <w:t>Figure 4. Stiff diagram.</w:t>
+        <w:t>Figure 4. Stiff diagram: the same composition as a shape, cations to the left and anions to the right of the axis.</w:t>
       </w:r>
     </w:p>
     <w:p>
@@ -4077,7 +4119,7 @@
         <w:ind w:left="454" w:hanging="454"/>
       </w:pPr>
       <w:r>
-        <w:t>Sierra Leone Standards Bureau. Sierra Leone Standard for drinking water quality (SLS). Freetown: SLSB.</w:t>
+        <w:t>Sierra Leone Standards Bureau. Sierra Leone Standard for drinking water quality (SLS). Freetown: SLSB. Edition and date not verified against the issued specification: the national limits this toolkit applies are provisional (WHO or regional figures carried across) until confirmed against it.</w:t>
       </w:r>
     </w:p>
     <w:p>
@@ -4802,7 +4844,6 @@
           <w:b/>
           <w:i w:val="0"/>
         </w:rPr>
-        <w:t>A. N. Analyst</w:t>
       </w:r>
     </w:p>
     <w:p>

--- a/examples/projects/dr_timbo/reports/Dr_Timbo_Water_Quality_Report.docx
+++ b/examples/projects/dr_timbo/reports/Dr_Timbo_Water_Quality_Report.docx
@@ -1169,7 +1169,6 @@
               <w:rPr>
                 <w:sz w:val="17"/>
               </w:rPr>
-              <w:t>5</w:t>
             </w:r>
           </w:p>
         </w:tc>
@@ -1365,7 +1364,6 @@
               <w:rPr>
                 <w:sz w:val="17"/>
               </w:rPr>
-              <w:t>500</w:t>
             </w:r>
           </w:p>
         </w:tc>
@@ -3881,7 +3879,7 @@
           <w:b/>
           <w:i w:val="0"/>
         </w:rPr>
-        <w:t>Specify uPVC or stainless steel (grade 304 or 316) for the rising main and pump components, and avoid galvanised iron and mild steel, which corrode rapidly in this water and are a leading cause of premature handpump failure. Inspect the rising main and pump rods for corrosion at each service.</w:t>
+        <w:t>Specify uPVC or stainless steel (grade 304 or 316) for the rising main and pump components, and avoid galvanised iron and mild steel, which corrode rapidly in this water and are a leading cause of premature pump failure. Inspect the rising main and the wetted metal parts of the pump for corrosion at each service.</w:t>
       </w:r>
     </w:p>
     <w:p>
@@ -4021,7 +4019,7 @@
         <w:pStyle w:val="ListBullet"/>
       </w:pPr>
       <w:r>
-        <w:t>Specify uPVC or stainless steel (grade 304 or 316) for the rising main and pump components, and avoid galvanised iron and mild steel, which corrode rapidly in this water and are a leading cause of premature handpump failure. Inspect the rising main and pump rods for corrosion at each service.</w:t>
+        <w:t>Specify uPVC or stainless steel (grade 304 or 316) for the rising main and pump components, and avoid galvanised iron and mild steel, which corrode rapidly in this water and are a leading cause of premature pump failure. Inspect the rising main and the wetted metal parts of the pump for corrosion at each service.</w:t>
       </w:r>
     </w:p>
     <w:p>

--- a/examples/projects/dr_timbo/reports/Dr_Timbo_Water_Quality_Report.docx
+++ b/examples/projects/dr_timbo/reports/Dr_Timbo_Water_Quality_Report.docx
@@ -3899,7 +3899,7 @@
           <w:b w:val="0"/>
           <w:i w:val="0"/>
         </w:rPr>
-        <w:t>The water is a mixed-cation-HCO3 type (Ca 40%, Mg 26%, Na+K 34%; HCO3 58%, Cl 33%, SO4 9%, in milliequivalent percent): a bicarbonate water in which sodium and potassium have replaced calcium, which points to longer contact with the rock or to ion exchange in a clayey weathered zone.</w:t>
+        <w:t>The water is a mixed-cation-HCO3 type (Ca 40%, Mg 26%, Na+K 34%; HCO3 58%, Cl 33%, SO4 9%, in milliequivalent percent): a bicarbonate water with no single dominant cation, in which calcium and magnesium together still outweigh sodium and potassium; a fresh water of the kind weathering of silicate rock gives, with the sodium share pointing to feldspar weathering or some ion exchange along the flow path.</w:t>
       </w:r>
     </w:p>
     <w:p>
@@ -4027,6 +4027,22 @@
         <w:pStyle w:val="ListBullet"/>
       </w:pPr>
       <w:r>
+        <w:t>Treat or replace the source before it is used for drinking: health based limits are exceeded for Manganese.</w:t>
+      </w:r>
+    </w:p>
+    <w:p>
+      <w:pPr>
+        <w:pStyle w:val="ListBullet"/>
+      </w:pPr>
+      <w:r>
+        <w:t>Treat before the supply is accepted against the national standard: national limits are exceeded for Total coliforms.</w:t>
+      </w:r>
+    </w:p>
+    <w:p>
+      <w:pPr>
+        <w:pStyle w:val="ListBullet"/>
+      </w:pPr>
+      <w:r>
         <w:t>Manganese requires oxidation and filtration (aeration or chlorination followed by filtration); monitor infant exposure in the meantime.</w:t>
       </w:r>
     </w:p>
@@ -4059,7 +4075,23 @@
         <w:pStyle w:val="ListBullet"/>
       </w:pPr>
       <w:r>
-        <w:t>Repeat physico-chemical and bacteriological testing at least once a year, and after any flooding or repair work on the wellhead.</w:t>
+        <w:t>Acceptability limits are exceeded for pH, Iron: simple treatment is advisable if users complain of taste, odour or staining.</w:t>
+      </w:r>
+    </w:p>
+    <w:p>
+      <w:pPr>
+        <w:pStyle w:val="ListBullet"/>
+      </w:pPr>
+      <w:r>
+        <w:t>Disinfect the borehole after any maintenance and re-test microbiological quality before the source is returned to use.</w:t>
+      </w:r>
+    </w:p>
+    <w:p>
+      <w:pPr>
+        <w:pStyle w:val="ListBullet"/>
+      </w:pPr>
+      <w:r>
+        <w:t>Repeat physico-chemical and bacteriological testing at least once a year, and after any flooding, repair work on the wellhead or change in taste, colour or odour.</w:t>
       </w:r>
     </w:p>
     <w:p>

--- a/examples/projects/dr_timbo/reports/Dr_Timbo_Water_Quality_Report.docx
+++ b/examples/projects/dr_timbo/reports/Dr_Timbo_Water_Quality_Report.docx
@@ -537,7 +537,7 @@
       <w:r>
         <w:drawing>
           <wp:inline xmlns:a="http://schemas.openxmlformats.org/drawingml/2006/main" xmlns:pic="http://schemas.openxmlformats.org/drawingml/2006/picture">
-            <wp:extent cx="5040000" cy="4741824"/>
+            <wp:extent cx="5040000" cy="4797007"/>
             <wp:docPr id="1" name="Picture 1"/>
             <wp:cNvGraphicFramePr>
               <a:graphicFrameLocks noChangeAspect="1"/>
@@ -558,7 +558,7 @@
                   <pic:spPr>
                     <a:xfrm>
                       <a:off x="0" y="0"/>
-                      <a:ext cx="5040000" cy="4741824"/>
+                      <a:ext cx="5040000" cy="4797007"/>
                     </a:xfrm>
                     <a:prstGeom prst="rect"/>
                   </pic:spPr>
@@ -589,7 +589,7 @@
       <w:r>
         <w:drawing>
           <wp:inline xmlns:a="http://schemas.openxmlformats.org/drawingml/2006/main" xmlns:pic="http://schemas.openxmlformats.org/drawingml/2006/picture">
-            <wp:extent cx="5040000" cy="4825084"/>
+            <wp:extent cx="5040000" cy="4861668"/>
             <wp:docPr id="2" name="Picture 2"/>
             <wp:cNvGraphicFramePr>
               <a:graphicFrameLocks noChangeAspect="1"/>
@@ -610,7 +610,7 @@
                   <pic:spPr>
                     <a:xfrm>
                       <a:off x="0" y="0"/>
-                      <a:ext cx="5040000" cy="4825084"/>
+                      <a:ext cx="5040000" cy="4861668"/>
                     </a:xfrm>
                     <a:prstGeom prst="rect"/>
                   </pic:spPr>
@@ -3909,7 +3909,7 @@
       <w:r>
         <w:drawing>
           <wp:inline xmlns:a="http://schemas.openxmlformats.org/drawingml/2006/main" xmlns:pic="http://schemas.openxmlformats.org/drawingml/2006/picture">
-            <wp:extent cx="4680000" cy="4259892"/>
+            <wp:extent cx="4680000" cy="4255691"/>
             <wp:docPr id="3" name="Picture 3"/>
             <wp:cNvGraphicFramePr>
               <a:graphicFrameLocks noChangeAspect="1"/>
@@ -3930,7 +3930,7 @@
                   <pic:spPr>
                     <a:xfrm>
                       <a:off x="0" y="0"/>
-                      <a:ext cx="4680000" cy="4259892"/>
+                      <a:ext cx="4680000" cy="4255691"/>
                     </a:xfrm>
                     <a:prstGeom prst="rect"/>
                   </pic:spPr>
@@ -3961,7 +3961,7 @@
       <w:r>
         <w:drawing>
           <wp:inline xmlns:a="http://schemas.openxmlformats.org/drawingml/2006/main" xmlns:pic="http://schemas.openxmlformats.org/drawingml/2006/picture">
-            <wp:extent cx="3960000" cy="2480743"/>
+            <wp:extent cx="3960000" cy="2476149"/>
             <wp:docPr id="4" name="Picture 4"/>
             <wp:cNvGraphicFramePr>
               <a:graphicFrameLocks noChangeAspect="1"/>
@@ -3982,7 +3982,7 @@
                   <pic:spPr>
                     <a:xfrm>
                       <a:off x="0" y="0"/>
-                      <a:ext cx="3960000" cy="2480743"/>
+                      <a:ext cx="3960000" cy="2476149"/>
                     </a:xfrm>
                     <a:prstGeom prst="rect"/>
                   </pic:spPr>
@@ -4887,9 +4887,11 @@
     </w:p>
     <w:sectPr>
       <w:footerReference w:type="default" r:id="rId9"/>
+      <w:footerReference w:type="first" r:id="rId14"/>
       <w:pgSz w:w="11906" w:h="16838"/>
       <w:pgMar w:top="1417" w:right="1417" w:bottom="1417" w:left="1417" w:header="720" w:footer="720" w:gutter="0"/>
       <w:cols w:space="720"/>
+      <w:titlePg/>
       <w:docGrid w:linePitch="360"/>
     </w:sectPr>
   </w:body>
@@ -4907,9 +4909,84 @@
       <w:rPr>
         <w:sz w:val="18"/>
       </w:rPr>
+      <w:t xml:space="preserve">Document B98R-ZGF3-V - page </w:t>
+    </w:r>
+    <w:r>
+      <w:rPr>
+        <w:sz w:val="18"/>
+      </w:rPr>
       <w:fldChar w:fldCharType="begin"/>
       <w:instrText xml:space="preserve"> PAGE </w:instrText>
       <w:fldChar w:fldCharType="end"/>
+    </w:r>
+  </w:p>
+</w:ftr>
+</file>
+
+<file path=word/footer2.xml><?xml version="1.0" encoding="utf-8"?>
+<w:ftr xmlns:m="http://schemas.openxmlformats.org/officeDocument/2006/math" xmlns:mc="http://schemas.openxmlformats.org/markup-compatibility/2006" xmlns:mo="http://schemas.microsoft.com/office/mac/office/2008/main" xmlns:mv="urn:schemas-microsoft-com:mac:vml" xmlns:o="urn:schemas-microsoft-com:office:office" xmlns:r="http://schemas.openxmlformats.org/officeDocument/2006/relationships" xmlns:v="urn:schemas-microsoft-com:vml" xmlns:w10="urn:schemas-microsoft-com:office:word" xmlns:w14="http://schemas.microsoft.com/office/word/2010/wordml" xmlns:w="http://schemas.openxmlformats.org/wordprocessingml/2006/main" xmlns:wne="http://schemas.microsoft.com/office/word/2006/wordml" xmlns:wp14="http://schemas.microsoft.com/office/word/2010/wordprocessingDrawing" xmlns:wp="http://schemas.openxmlformats.org/drawingml/2006/wordprocessingDrawing" xmlns:wpc="http://schemas.microsoft.com/office/word/2010/wordprocessingCanvas" xmlns:wpg="http://schemas.microsoft.com/office/word/2010/wordprocessingGroup" xmlns:wpi="http://schemas.microsoft.com/office/word/2010/wordprocessingInk" xmlns:wps="http://schemas.microsoft.com/office/word/2010/wordprocessingShape" mc:Ignorable="w14 wp14">
+  <w:p>
+    <w:pPr>
+      <w:pStyle w:val="Footer"/>
+      <w:jc w:val="center"/>
+    </w:pPr>
+    <w:r>
+      <w:drawing>
+        <wp:inline xmlns:a="http://schemas.openxmlformats.org/drawingml/2006/main" xmlns:pic="http://schemas.openxmlformats.org/drawingml/2006/picture">
+          <wp:extent cx="936000" cy="936000"/>
+          <wp:docPr id="1" name="Picture 1"/>
+          <wp:cNvGraphicFramePr>
+            <a:graphicFrameLocks noChangeAspect="1"/>
+          </wp:cNvGraphicFramePr>
+          <a:graphic>
+            <a:graphicData uri="http://schemas.openxmlformats.org/drawingml/2006/picture">
+              <pic:pic>
+                <pic:nvPicPr>
+                  <pic:cNvPr id="0" name="image.png"/>
+                  <pic:cNvPicPr/>
+                </pic:nvPicPr>
+                <pic:blipFill>
+                  <a:blip r:embed="rId1"/>
+                  <a:stretch>
+                    <a:fillRect/>
+                  </a:stretch>
+                </pic:blipFill>
+                <pic:spPr>
+                  <a:xfrm>
+                    <a:off x="0" y="0"/>
+                    <a:ext cx="936000" cy="936000"/>
+                  </a:xfrm>
+                  <a:prstGeom prst="rect"/>
+                </pic:spPr>
+              </pic:pic>
+            </a:graphicData>
+          </a:graphic>
+        </wp:inline>
+      </w:drawing>
+    </w:r>
+  </w:p>
+  <w:p>
+    <w:pPr>
+      <w:jc w:val="center"/>
+    </w:pPr>
+    <w:r>
+      <w:rPr>
+        <w:b/>
+        <w:sz w:val="18"/>
+      </w:rPr>
+      <w:t>Document code B98R-ZGF3-V</w:t>
+    </w:r>
+  </w:p>
+  <w:p>
+    <w:pPr>
+      <w:jc w:val="center"/>
+    </w:pPr>
+    <w:r>
+      <w:rPr>
+        <w:i/>
+        <w:sz w:val="15"/>
+      </w:rPr>
+      <w:t>This code names the document as it was issued. The Verify a document page of the Groundwater Toolkit, or the command groundwater verify, checks a copy against it and needs no network.</w:t>
     </w:r>
   </w:p>
 </w:ftr>
@@ -29095,6 +29172,52 @@
 </a:theme>
 </file>
 
+<file path=customXml/groundwater-manifest.xml><?xml version="1.0" encoding="utf-8"?>
+<manifest xmlns="urn:groundwater-toolkit:manifest" format="1">
+  <document kind="quality" title="Water Quality Report - Dr. Timbo's Residence" issued="" code="B98R-ZGF3-V"/>
+  <engine name="groundwater-python" version="0.3.0"/>
+  <calibration name="the toolkit's provisional default from PLAN.md step 3.3, adopted by no named person and not calibrated against drilled outcomes" sha256="8e8a1a20b2e9126cc9f7e17533a42ae08cde10e2bc22cdbcc08ffd2de3ba53a6"/>
+  <readiness state="not_ready">
+    <item state="unmet" title="Field data" by="" reason=""/>
+    <item state="unmet" title="Site position" by="" reason=""/>
+  </readiness>
+  <evidence>
+    <file what="drilling log" name="dr_timbo_drilling_log.xlsx" sha256="a6a3c10de2744ca032029dcb288eee50d0eeb3a09c6d4ef01bbfdaca79feb5d5"/>
+    <file what="pumping test sheet" name="dr_timbo_constant_test.xlsx" sha256="eb916e3577e3be28df6c43af1fce6430afc32fb6c3ddf70ea092804730b494ca"/>
+    <file what="water quality sheet" name="dr_timbo_water_quality.xlsx" sha256="e9dea5766770726f8922752999af9bd8a740ee2eaaccce83032991a05ecb7447"/>
+  </evidence>
+  <parts>
+    <part name="[Content_Types].xml" sha256="b5e12bdc7aa6c0e913ca35305a16c0a2c2d23cdf1b5c0a2b6e64ce579817701f"/>
+    <part name="_rels/.rels" sha256="a9ae57efe9186f07d48303bcac5d54c7e359bf3f503939c03ad2954e5c59a5c4"/>
+    <part name="customXml/_rels/item1.xml.rels" sha256="1ca6c9a64edcebe24ee703a54403611b322d96da33371779e742d2d3f7ed7a6c"/>
+    <part name="customXml/item1.xml" sha256="a86086ffc5d8e83ebd6c71a55d1d2efaa31b137977f5f3a752366e1023612144"/>
+    <part name="customXml/itemProps1.xml" sha256="c542307b13ec29a8b546217bb37936ab4822e044b265d2952985ec3d6afed24e"/>
+    <part name="docProps/app.xml" sha256="be664981c3141cddfc59362beb287ebf20d0773660e2dd6faac5968a5930a081"/>
+    <part name="docProps/core.xml" sha256="484456de6abbb6f3ef2167fd5ecd86c8dc6d2a0bd70e73f2e1e5004763b17c69"/>
+    <part name="docProps/thumbnail.jpeg" sha256="96367138dc44ce09bf2c8f0f8e49348a1478d2c5c0af69bbc2bbc38b63cdcead"/>
+    <part name="word/_rels/document.xml.rels" sha256="830b2b70c7b3f10bfefe62d96ad304c9fc14aabfb141dbdc363744a672db3648"/>
+    <part name="word/_rels/footer2.xml.rels" sha256="8ddb2c25ee5b720e6233b699d85e47529aa3e164d3e47d8909a298d0bde66efb"/>
+    <part name="word/document.xml" sha256="b53d7b2433c6240ad1f1c026da38cbf34d4312b4590d52016ba86393dc3343f3"/>
+    <part name="word/fontTable.xml" sha256="79385fb7f60247507ecaffc292e9ebd52ea0657b8634f629ba6fccc54011d6bb"/>
+    <part name="word/media/image1.png" sha256="1b4694114a93153abe02edec1e2ce5be91821626d39484e719ed7d469493f6bd"/>
+    <part name="word/media/image2.png" sha256="5dfe6ff7ec95ef865550621136f5da7cc6ddef17f9d6560c1a5cbf17f4f02caa"/>
+    <part name="word/media/image3.png" sha256="5f223f5e81fbb33bdbc91ecfd6575ebf2d9d8f08f897479c25418ced32e73a3c"/>
+    <part name="word/media/image4.png" sha256="d787c17890f9020c1c2c57c654c80fa3a80eed594cf274b8f16d159641bdbc67"/>
+    <part name="word/numbering.xml" sha256="70976f19cbcd896e51890859fe6ecb3467a5a7ad0c040160fedc5a1993cb09ce"/>
+    <part name="word/settings.xml" sha256="51a0d348fe85965c66e4748a03c3c0d055d78455514f03cb121c334af7d73689"/>
+    <part name="word/styles.xml" sha256="0c50f7c7a0a1a50339b87cda05e9d391ee9b64792efa029726495ba4ef4e8123"/>
+    <part name="word/stylesWithEffects.xml" sha256="463ae0928cf0d84775dbf8cf18d6c3029f6707c81bf590f6d6dd8757a5e93f15"/>
+    <part name="word/theme/theme1.xml" sha256="e3a8ab7db9ca7afca56f5f2820a56e8b660016c647773555b060b0a02ac76941"/>
+    <part name="word/webSettings.xml" sha256="349d36de7434d09f86987ff671d8814964a0588c1e630c06e562cda7e75e9f95"/>
+  </parts>
+  <carriers>
+    <part name="word/footer1.xml" sha256="3b1c53a60f286a2ea07968c3e898413380ea7ba63d21397bed7033e91cf4f4e4"/>
+    <part name="word/footer2.xml" sha256="12aa23cb6c4e33674d545ee52d790c3382c766b69101d8bd66bf6b109bd78bf4"/>
+    <part name="word/media/image5.png" sha256="3fa4d762e768284b0966819639a499425f76e26a3fb3c3d84a143bca19b8d6e7"/>
+  </carriers>
+</manifest>
+</file>
+
 <file path=customXml/item1.xml><?xml version="1.0" encoding="utf-8"?>
 <b:Sources xmlns:b="http://schemas.openxmlformats.org/officeDocument/2006/bibliography" xmlns="http://schemas.openxmlformats.org/officeDocument/2006/bibliography" SelectedStyle="/APA.XSL" StyleName="APA"/>
 </file>
